--- a/TheorynCoding/Study Material/Java Overall/Java Overall/Quick Java/oza sir/Study This/study material/Core Java Advanced -3.docx
+++ b/TheorynCoding/Study Material/Java Overall/Java Overall/Quick Java/oza sir/Study This/study material/Core Java Advanced -3.docx
@@ -846,6 +846,211 @@
     </w:p>
     <w:p>
       <w:pPr>
+        <w:tabs>
+          <w:tab w:val="left" w:pos="916"/>
+          <w:tab w:val="left" w:pos="1832"/>
+          <w:tab w:val="left" w:pos="2748"/>
+          <w:tab w:val="left" w:pos="3664"/>
+          <w:tab w:val="left" w:pos="4580"/>
+          <w:tab w:val="left" w:pos="5496"/>
+          <w:tab w:val="left" w:pos="6412"/>
+          <w:tab w:val="left" w:pos="7328"/>
+          <w:tab w:val="left" w:pos="8244"/>
+          <w:tab w:val="left" w:pos="9160"/>
+          <w:tab w:val="left" w:pos="10076"/>
+          <w:tab w:val="left" w:pos="10992"/>
+          <w:tab w:val="left" w:pos="11908"/>
+          <w:tab w:val="left" w:pos="12824"/>
+          <w:tab w:val="left" w:pos="13740"/>
+          <w:tab w:val="left" w:pos="14656"/>
+        </w:tabs>
+        <w:spacing w:after="0" w:line="240" w:lineRule="auto"/>
+        <w:rPr>
+          <w:rFonts w:ascii="Courier New" w:eastAsia="Times New Roman" w:hAnsi="Courier New" w:cs="Courier New"/>
+          <w:sz w:val="20"/>
+          <w:szCs w:val="20"/>
+          <w:lang w:eastAsia="en-IN"/>
+        </w:rPr>
+      </w:pPr>
+    </w:p>
+    <w:p>
+      <w:pPr>
+        <w:spacing w:before="100" w:beforeAutospacing="1" w:after="100" w:afterAutospacing="1" w:line="240" w:lineRule="auto"/>
+        <w:outlineLvl w:val="2"/>
+        <w:rPr>
+          <w:rFonts w:ascii="Times New Roman" w:eastAsia="Times New Roman" w:hAnsi="Times New Roman" w:cs="Times New Roman"/>
+          <w:b/>
+          <w:bCs/>
+          <w:sz w:val="27"/>
+          <w:szCs w:val="27"/>
+          <w:lang w:eastAsia="en-IN"/>
+        </w:rPr>
+      </w:pPr>
+      <w:r>
+        <w:rPr>
+          <w:rFonts w:ascii="Times New Roman" w:eastAsia="Times New Roman" w:hAnsi="Times New Roman" w:cs="Times New Roman"/>
+          <w:b/>
+          <w:bCs/>
+          <w:sz w:val="27"/>
+          <w:szCs w:val="27"/>
+          <w:lang w:eastAsia="en-IN"/>
+        </w:rPr>
+        <w:t>Why Generics Were Introduced</w:t>
+      </w:r>
+    </w:p>
+    <w:p>
+      <w:pPr>
+        <w:numPr>
+          <w:ilvl w:val="0"/>
+          <w:numId w:val="1"/>
+        </w:numPr>
+        <w:spacing w:before="100" w:beforeAutospacing="1" w:after="100" w:afterAutospacing="1" w:line="240" w:lineRule="auto"/>
+        <w:rPr>
+          <w:rFonts w:ascii="Times New Roman" w:eastAsia="Times New Roman" w:hAnsi="Times New Roman" w:cs="Times New Roman"/>
+          <w:sz w:val="24"/>
+          <w:szCs w:val="24"/>
+          <w:lang w:eastAsia="en-IN"/>
+        </w:rPr>
+      </w:pPr>
+      <w:r>
+        <w:rPr>
+          <w:rFonts w:ascii="Times New Roman" w:eastAsia="Times New Roman" w:hAnsi="Times New Roman" w:cs="Times New Roman"/>
+          <w:b/>
+          <w:bCs/>
+          <w:sz w:val="24"/>
+          <w:szCs w:val="24"/>
+          <w:lang w:eastAsia="en-IN"/>
+        </w:rPr>
+        <w:t>Type Safety</w:t>
+      </w:r>
+      <w:r>
+        <w:rPr>
+          <w:rFonts w:ascii="Times New Roman" w:eastAsia="Times New Roman" w:hAnsi="Times New Roman" w:cs="Times New Roman"/>
+          <w:sz w:val="24"/>
+          <w:szCs w:val="24"/>
+          <w:lang w:eastAsia="en-IN"/>
+        </w:rPr>
+        <w:t xml:space="preserve"> (catch errors at compile time) </w:t>
+      </w:r>
+    </w:p>
+    <w:p>
+      <w:pPr>
+        <w:numPr>
+          <w:ilvl w:val="0"/>
+          <w:numId w:val="1"/>
+        </w:numPr>
+        <w:spacing w:before="100" w:beforeAutospacing="1" w:after="100" w:afterAutospacing="1" w:line="240" w:lineRule="auto"/>
+        <w:rPr>
+          <w:rFonts w:ascii="Times New Roman" w:eastAsia="Times New Roman" w:hAnsi="Times New Roman" w:cs="Times New Roman"/>
+          <w:sz w:val="24"/>
+          <w:szCs w:val="24"/>
+          <w:lang w:eastAsia="en-IN"/>
+        </w:rPr>
+      </w:pPr>
+      <w:r>
+        <w:rPr>
+          <w:rFonts w:ascii="Times New Roman" w:eastAsia="Times New Roman" w:hAnsi="Times New Roman" w:cs="Times New Roman"/>
+          <w:b/>
+          <w:bCs/>
+          <w:sz w:val="24"/>
+          <w:szCs w:val="24"/>
+          <w:lang w:eastAsia="en-IN"/>
+        </w:rPr>
+        <w:t>Avoid Explicit Casting</w:t>
+      </w:r>
+      <w:r>
+        <w:rPr>
+          <w:rFonts w:ascii="Times New Roman" w:eastAsia="Times New Roman" w:hAnsi="Times New Roman" w:cs="Times New Roman"/>
+          <w:sz w:val="24"/>
+          <w:szCs w:val="24"/>
+          <w:lang w:eastAsia="en-IN"/>
+        </w:rPr>
+        <w:t xml:space="preserve"> </w:t>
+      </w:r>
+    </w:p>
+    <w:p>
+      <w:pPr>
+        <w:numPr>
+          <w:ilvl w:val="0"/>
+          <w:numId w:val="1"/>
+        </w:numPr>
+        <w:spacing w:before="100" w:beforeAutospacing="1" w:after="100" w:afterAutospacing="1" w:line="240" w:lineRule="auto"/>
+        <w:rPr>
+          <w:rFonts w:ascii="Times New Roman" w:eastAsia="Times New Roman" w:hAnsi="Times New Roman" w:cs="Times New Roman"/>
+          <w:sz w:val="24"/>
+          <w:szCs w:val="24"/>
+          <w:lang w:eastAsia="en-IN"/>
+        </w:rPr>
+      </w:pPr>
+      <w:r>
+        <w:rPr>
+          <w:rFonts w:ascii="Times New Roman" w:eastAsia="Times New Roman" w:hAnsi="Times New Roman" w:cs="Times New Roman"/>
+          <w:b/>
+          <w:bCs/>
+          <w:sz w:val="24"/>
+          <w:szCs w:val="24"/>
+          <w:lang w:eastAsia="en-IN"/>
+        </w:rPr>
+        <w:t xml:space="preserve">Prevent </w:t>
+      </w:r>
+      <w:proofErr w:type="spellStart"/>
+      <w:r>
+        <w:rPr>
+          <w:rFonts w:ascii="Courier New" w:eastAsia="Times New Roman" w:hAnsi="Courier New" w:cs="Courier New"/>
+          <w:b/>
+          <w:bCs/>
+          <w:sz w:val="20"/>
+          <w:szCs w:val="20"/>
+          <w:lang w:eastAsia="en-IN"/>
+        </w:rPr>
+        <w:t>ClassCastException</w:t>
+      </w:r>
+      <w:proofErr w:type="spellEnd"/>
+      <w:r>
+        <w:rPr>
+          <w:rFonts w:ascii="Times New Roman" w:eastAsia="Times New Roman" w:hAnsi="Times New Roman" w:cs="Times New Roman"/>
+          <w:b/>
+          <w:bCs/>
+          <w:sz w:val="24"/>
+          <w:szCs w:val="24"/>
+          <w:lang w:eastAsia="en-IN"/>
+        </w:rPr>
+        <w:t xml:space="preserve"> at Runtime</w:t>
+      </w:r>
+    </w:p>
+    <w:p>
+      <w:pPr>
+        <w:tabs>
+          <w:tab w:val="left" w:pos="916"/>
+          <w:tab w:val="left" w:pos="1832"/>
+          <w:tab w:val="left" w:pos="2748"/>
+          <w:tab w:val="left" w:pos="3664"/>
+          <w:tab w:val="left" w:pos="4580"/>
+          <w:tab w:val="left" w:pos="5496"/>
+          <w:tab w:val="left" w:pos="6412"/>
+          <w:tab w:val="left" w:pos="7328"/>
+          <w:tab w:val="left" w:pos="8244"/>
+          <w:tab w:val="left" w:pos="9160"/>
+          <w:tab w:val="left" w:pos="10076"/>
+          <w:tab w:val="left" w:pos="10992"/>
+          <w:tab w:val="left" w:pos="11908"/>
+          <w:tab w:val="left" w:pos="12824"/>
+          <w:tab w:val="left" w:pos="13740"/>
+          <w:tab w:val="left" w:pos="14656"/>
+        </w:tabs>
+        <w:spacing w:after="0" w:line="240" w:lineRule="auto"/>
+        <w:rPr>
+          <w:rFonts w:ascii="Courier New" w:eastAsia="Times New Roman" w:hAnsi="Courier New" w:cs="Courier New"/>
+          <w:sz w:val="20"/>
+          <w:szCs w:val="20"/>
+          <w:lang w:eastAsia="en-IN"/>
+        </w:rPr>
+      </w:pPr>
+      <w:bookmarkStart w:id="0" w:name="_GoBack"/>
+      <w:bookmarkEnd w:id="0"/>
+    </w:p>
+    <w:p>
+      <w:pPr>
         <w:spacing w:after="0" w:line="240" w:lineRule="auto"/>
         <w:rPr>
           <w:rFonts w:ascii="Times New Roman" w:eastAsia="Times New Roman" w:hAnsi="Times New Roman" w:cs="Times New Roman"/>
@@ -1105,6 +1310,7 @@
           <w:szCs w:val="20"/>
           <w:lang w:eastAsia="en-IN"/>
         </w:rPr>
+        <w:lastRenderedPageBreak/>
         <w:t>}</w:t>
       </w:r>
     </w:p>
@@ -1291,7 +1497,6 @@
           <w:szCs w:val="20"/>
           <w:lang w:eastAsia="en-IN"/>
         </w:rPr>
-        <w:lastRenderedPageBreak/>
         <w:t>Generic Method = Method-Level Generic Type</w:t>
       </w:r>
     </w:p>
@@ -1556,6 +1761,7 @@
           <w:szCs w:val="20"/>
           <w:lang w:eastAsia="en-IN"/>
         </w:rPr>
+        <w:lastRenderedPageBreak/>
         <w:t>Integer</w:t>
       </w:r>
     </w:p>
@@ -1715,7 +1921,6 @@
           <w:szCs w:val="27"/>
           <w:lang w:eastAsia="en-IN"/>
         </w:rPr>
-        <w:lastRenderedPageBreak/>
         <w:t>One-Liner</w:t>
       </w:r>
     </w:p>
@@ -1933,6 +2138,7 @@
           <w:szCs w:val="24"/>
           <w:lang w:eastAsia="en-IN"/>
         </w:rPr>
+        <w:lastRenderedPageBreak/>
         <w:t>Wildcards are represented using (?) and are used when exact type is unknown.</w:t>
       </w:r>
     </w:p>
@@ -2060,383 +2266,383 @@
           <w:szCs w:val="20"/>
           <w:lang w:eastAsia="en-IN"/>
         </w:rPr>
+        <w:t>List&lt;?&gt;</w:t>
+      </w:r>
+      <w:proofErr w:type="gramEnd"/>
+    </w:p>
+    <w:p>
+      <w:pPr>
+        <w:spacing w:before="100" w:beforeAutospacing="1" w:after="100" w:afterAutospacing="1" w:line="240" w:lineRule="auto"/>
+        <w:rPr>
+          <w:rFonts w:ascii="Times New Roman" w:eastAsia="Times New Roman" w:hAnsi="Times New Roman" w:cs="Times New Roman"/>
+          <w:sz w:val="24"/>
+          <w:szCs w:val="24"/>
+          <w:lang w:eastAsia="en-IN"/>
+        </w:rPr>
+      </w:pPr>
+      <w:r>
+        <w:rPr>
+          <w:rFonts w:ascii="Times New Roman" w:eastAsia="Times New Roman" w:hAnsi="Times New Roman" w:cs="Times New Roman"/>
+          <w:sz w:val="24"/>
+          <w:szCs w:val="24"/>
+          <w:lang w:eastAsia="en-IN"/>
+        </w:rPr>
+        <w:t>Unbounded</w:t>
+      </w:r>
+    </w:p>
+    <w:p>
+      <w:pPr>
+        <w:tabs>
+          <w:tab w:val="left" w:pos="916"/>
+          <w:tab w:val="left" w:pos="1832"/>
+          <w:tab w:val="left" w:pos="2748"/>
+          <w:tab w:val="left" w:pos="3664"/>
+          <w:tab w:val="left" w:pos="4580"/>
+          <w:tab w:val="left" w:pos="5496"/>
+          <w:tab w:val="left" w:pos="6412"/>
+          <w:tab w:val="left" w:pos="7328"/>
+          <w:tab w:val="left" w:pos="8244"/>
+          <w:tab w:val="left" w:pos="9160"/>
+          <w:tab w:val="left" w:pos="10076"/>
+          <w:tab w:val="left" w:pos="10992"/>
+          <w:tab w:val="left" w:pos="11908"/>
+          <w:tab w:val="left" w:pos="12824"/>
+          <w:tab w:val="left" w:pos="13740"/>
+          <w:tab w:val="left" w:pos="14656"/>
+        </w:tabs>
+        <w:spacing w:after="0" w:line="240" w:lineRule="auto"/>
+        <w:rPr>
+          <w:rFonts w:ascii="Courier New" w:eastAsia="Times New Roman" w:hAnsi="Courier New" w:cs="Courier New"/>
+          <w:sz w:val="20"/>
+          <w:szCs w:val="20"/>
+          <w:lang w:eastAsia="en-IN"/>
+        </w:rPr>
+      </w:pPr>
+      <w:proofErr w:type="gramStart"/>
+      <w:r>
+        <w:rPr>
+          <w:rFonts w:ascii="Courier New" w:eastAsia="Times New Roman" w:hAnsi="Courier New" w:cs="Courier New"/>
+          <w:sz w:val="20"/>
+          <w:szCs w:val="20"/>
+          <w:lang w:eastAsia="en-IN"/>
+        </w:rPr>
+        <w:t>List&lt;?</w:t>
+      </w:r>
+      <w:proofErr w:type="gramEnd"/>
+      <w:r>
+        <w:rPr>
+          <w:rFonts w:ascii="Courier New" w:eastAsia="Times New Roman" w:hAnsi="Courier New" w:cs="Courier New"/>
+          <w:sz w:val="20"/>
+          <w:szCs w:val="20"/>
+          <w:lang w:eastAsia="en-IN"/>
+        </w:rPr>
+        <w:t xml:space="preserve"> </w:t>
+      </w:r>
+      <w:proofErr w:type="gramStart"/>
+      <w:r>
+        <w:rPr>
+          <w:rFonts w:ascii="Courier New" w:eastAsia="Times New Roman" w:hAnsi="Courier New" w:cs="Courier New"/>
+          <w:sz w:val="20"/>
+          <w:szCs w:val="20"/>
+          <w:lang w:eastAsia="en-IN"/>
+        </w:rPr>
+        <w:t>extends</w:t>
+      </w:r>
+      <w:proofErr w:type="gramEnd"/>
+      <w:r>
+        <w:rPr>
+          <w:rFonts w:ascii="Courier New" w:eastAsia="Times New Roman" w:hAnsi="Courier New" w:cs="Courier New"/>
+          <w:sz w:val="20"/>
+          <w:szCs w:val="20"/>
+          <w:lang w:eastAsia="en-IN"/>
+        </w:rPr>
+        <w:t xml:space="preserve"> Number&gt;</w:t>
+      </w:r>
+    </w:p>
+    <w:p>
+      <w:pPr>
+        <w:spacing w:before="100" w:beforeAutospacing="1" w:after="100" w:afterAutospacing="1" w:line="240" w:lineRule="auto"/>
+        <w:rPr>
+          <w:rFonts w:ascii="Times New Roman" w:eastAsia="Times New Roman" w:hAnsi="Times New Roman" w:cs="Times New Roman"/>
+          <w:sz w:val="24"/>
+          <w:szCs w:val="24"/>
+          <w:lang w:eastAsia="en-IN"/>
+        </w:rPr>
+      </w:pPr>
+      <w:r>
+        <w:rPr>
+          <w:rFonts w:ascii="Times New Roman" w:eastAsia="Times New Roman" w:hAnsi="Times New Roman" w:cs="Times New Roman"/>
+          <w:sz w:val="24"/>
+          <w:szCs w:val="24"/>
+          <w:lang w:eastAsia="en-IN"/>
+        </w:rPr>
+        <w:t>Upper Bounded</w:t>
+      </w:r>
+    </w:p>
+    <w:p>
+      <w:pPr>
+        <w:tabs>
+          <w:tab w:val="left" w:pos="916"/>
+          <w:tab w:val="left" w:pos="1832"/>
+          <w:tab w:val="left" w:pos="2748"/>
+          <w:tab w:val="left" w:pos="3664"/>
+          <w:tab w:val="left" w:pos="4580"/>
+          <w:tab w:val="left" w:pos="5496"/>
+          <w:tab w:val="left" w:pos="6412"/>
+          <w:tab w:val="left" w:pos="7328"/>
+          <w:tab w:val="left" w:pos="8244"/>
+          <w:tab w:val="left" w:pos="9160"/>
+          <w:tab w:val="left" w:pos="10076"/>
+          <w:tab w:val="left" w:pos="10992"/>
+          <w:tab w:val="left" w:pos="11908"/>
+          <w:tab w:val="left" w:pos="12824"/>
+          <w:tab w:val="left" w:pos="13740"/>
+          <w:tab w:val="left" w:pos="14656"/>
+        </w:tabs>
+        <w:spacing w:after="0" w:line="240" w:lineRule="auto"/>
+        <w:rPr>
+          <w:rFonts w:ascii="Courier New" w:eastAsia="Times New Roman" w:hAnsi="Courier New" w:cs="Courier New"/>
+          <w:sz w:val="20"/>
+          <w:szCs w:val="20"/>
+          <w:lang w:eastAsia="en-IN"/>
+        </w:rPr>
+      </w:pPr>
+      <w:proofErr w:type="gramStart"/>
+      <w:r>
+        <w:rPr>
+          <w:rFonts w:ascii="Courier New" w:eastAsia="Times New Roman" w:hAnsi="Courier New" w:cs="Courier New"/>
+          <w:sz w:val="20"/>
+          <w:szCs w:val="20"/>
+          <w:lang w:eastAsia="en-IN"/>
+        </w:rPr>
+        <w:t>List&lt;?</w:t>
+      </w:r>
+      <w:proofErr w:type="gramEnd"/>
+      <w:r>
+        <w:rPr>
+          <w:rFonts w:ascii="Courier New" w:eastAsia="Times New Roman" w:hAnsi="Courier New" w:cs="Courier New"/>
+          <w:sz w:val="20"/>
+          <w:szCs w:val="20"/>
+          <w:lang w:eastAsia="en-IN"/>
+        </w:rPr>
+        <w:t xml:space="preserve"> </w:t>
+      </w:r>
+      <w:proofErr w:type="gramStart"/>
+      <w:r>
+        <w:rPr>
+          <w:rFonts w:ascii="Courier New" w:eastAsia="Times New Roman" w:hAnsi="Courier New" w:cs="Courier New"/>
+          <w:sz w:val="20"/>
+          <w:szCs w:val="20"/>
+          <w:lang w:eastAsia="en-IN"/>
+        </w:rPr>
+        <w:t>super</w:t>
+      </w:r>
+      <w:proofErr w:type="gramEnd"/>
+      <w:r>
+        <w:rPr>
+          <w:rFonts w:ascii="Courier New" w:eastAsia="Times New Roman" w:hAnsi="Courier New" w:cs="Courier New"/>
+          <w:sz w:val="20"/>
+          <w:szCs w:val="20"/>
+          <w:lang w:eastAsia="en-IN"/>
+        </w:rPr>
+        <w:t xml:space="preserve"> Integer&gt;</w:t>
+      </w:r>
+    </w:p>
+    <w:p>
+      <w:pPr>
+        <w:spacing w:before="100" w:beforeAutospacing="1" w:after="100" w:afterAutospacing="1" w:line="240" w:lineRule="auto"/>
+        <w:rPr>
+          <w:rFonts w:ascii="Times New Roman" w:eastAsia="Times New Roman" w:hAnsi="Times New Roman" w:cs="Times New Roman"/>
+          <w:sz w:val="24"/>
+          <w:szCs w:val="24"/>
+          <w:lang w:eastAsia="en-IN"/>
+        </w:rPr>
+      </w:pPr>
+      <w:r>
+        <w:rPr>
+          <w:rFonts w:ascii="Times New Roman" w:eastAsia="Times New Roman" w:hAnsi="Times New Roman" w:cs="Times New Roman"/>
+          <w:sz w:val="24"/>
+          <w:szCs w:val="24"/>
+          <w:lang w:eastAsia="en-IN"/>
+        </w:rPr>
+        <w:t>Lower Bounded</w:t>
+      </w:r>
+    </w:p>
+    <w:p>
+      <w:pPr>
+        <w:spacing w:before="100" w:beforeAutospacing="1" w:after="100" w:afterAutospacing="1" w:line="240" w:lineRule="auto"/>
+        <w:outlineLvl w:val="2"/>
+        <w:rPr>
+          <w:rFonts w:ascii="Times New Roman" w:eastAsia="Times New Roman" w:hAnsi="Times New Roman" w:cs="Times New Roman"/>
+          <w:b/>
+          <w:bCs/>
+          <w:sz w:val="27"/>
+          <w:szCs w:val="27"/>
+          <w:lang w:eastAsia="en-IN"/>
+        </w:rPr>
+      </w:pPr>
+      <w:r>
+        <w:rPr>
+          <w:rFonts w:ascii="Times New Roman" w:eastAsia="Times New Roman" w:hAnsi="Times New Roman" w:cs="Times New Roman"/>
+          <w:b/>
+          <w:bCs/>
+          <w:sz w:val="27"/>
+          <w:szCs w:val="27"/>
+          <w:lang w:eastAsia="en-IN"/>
+        </w:rPr>
+        <w:t>One-Liner</w:t>
+      </w:r>
+    </w:p>
+    <w:p>
+      <w:pPr>
+        <w:tabs>
+          <w:tab w:val="left" w:pos="916"/>
+          <w:tab w:val="left" w:pos="1832"/>
+          <w:tab w:val="left" w:pos="2748"/>
+          <w:tab w:val="left" w:pos="3664"/>
+          <w:tab w:val="left" w:pos="4580"/>
+          <w:tab w:val="left" w:pos="5496"/>
+          <w:tab w:val="left" w:pos="6412"/>
+          <w:tab w:val="left" w:pos="7328"/>
+          <w:tab w:val="left" w:pos="8244"/>
+          <w:tab w:val="left" w:pos="9160"/>
+          <w:tab w:val="left" w:pos="10076"/>
+          <w:tab w:val="left" w:pos="10992"/>
+          <w:tab w:val="left" w:pos="11908"/>
+          <w:tab w:val="left" w:pos="12824"/>
+          <w:tab w:val="left" w:pos="13740"/>
+          <w:tab w:val="left" w:pos="14656"/>
+        </w:tabs>
+        <w:spacing w:after="0" w:line="240" w:lineRule="auto"/>
+        <w:rPr>
+          <w:rFonts w:ascii="Courier New" w:eastAsia="Times New Roman" w:hAnsi="Courier New" w:cs="Courier New"/>
+          <w:sz w:val="20"/>
+          <w:szCs w:val="20"/>
+          <w:lang w:eastAsia="en-IN"/>
+        </w:rPr>
+      </w:pPr>
+      <w:proofErr w:type="gramStart"/>
+      <w:r>
+        <w:rPr>
+          <w:rFonts w:ascii="Courier New" w:eastAsia="Times New Roman" w:hAnsi="Courier New" w:cs="Courier New"/>
+          <w:sz w:val="20"/>
+          <w:szCs w:val="20"/>
+          <w:lang w:eastAsia="en-IN"/>
+        </w:rPr>
+        <w:t>extends</w:t>
+      </w:r>
+      <w:proofErr w:type="gramEnd"/>
+      <w:r>
+        <w:rPr>
+          <w:rFonts w:ascii="Courier New" w:eastAsia="Times New Roman" w:hAnsi="Courier New" w:cs="Courier New"/>
+          <w:sz w:val="20"/>
+          <w:szCs w:val="20"/>
+          <w:lang w:eastAsia="en-IN"/>
+        </w:rPr>
+        <w:t xml:space="preserve"> = Read</w:t>
+      </w:r>
+    </w:p>
+    <w:p>
+      <w:pPr>
+        <w:tabs>
+          <w:tab w:val="left" w:pos="916"/>
+          <w:tab w:val="left" w:pos="1832"/>
+          <w:tab w:val="left" w:pos="2748"/>
+          <w:tab w:val="left" w:pos="3664"/>
+          <w:tab w:val="left" w:pos="4580"/>
+          <w:tab w:val="left" w:pos="5496"/>
+          <w:tab w:val="left" w:pos="6412"/>
+          <w:tab w:val="left" w:pos="7328"/>
+          <w:tab w:val="left" w:pos="8244"/>
+          <w:tab w:val="left" w:pos="9160"/>
+          <w:tab w:val="left" w:pos="10076"/>
+          <w:tab w:val="left" w:pos="10992"/>
+          <w:tab w:val="left" w:pos="11908"/>
+          <w:tab w:val="left" w:pos="12824"/>
+          <w:tab w:val="left" w:pos="13740"/>
+          <w:tab w:val="left" w:pos="14656"/>
+        </w:tabs>
+        <w:spacing w:after="0" w:line="240" w:lineRule="auto"/>
+        <w:rPr>
+          <w:rFonts w:ascii="Courier New" w:eastAsia="Times New Roman" w:hAnsi="Courier New" w:cs="Courier New"/>
+          <w:sz w:val="20"/>
+          <w:szCs w:val="20"/>
+          <w:lang w:eastAsia="en-IN"/>
+        </w:rPr>
+      </w:pPr>
+    </w:p>
+    <w:p>
+      <w:pPr>
+        <w:tabs>
+          <w:tab w:val="left" w:pos="916"/>
+          <w:tab w:val="left" w:pos="1832"/>
+          <w:tab w:val="left" w:pos="2748"/>
+          <w:tab w:val="left" w:pos="3664"/>
+          <w:tab w:val="left" w:pos="4580"/>
+          <w:tab w:val="left" w:pos="5496"/>
+          <w:tab w:val="left" w:pos="6412"/>
+          <w:tab w:val="left" w:pos="7328"/>
+          <w:tab w:val="left" w:pos="8244"/>
+          <w:tab w:val="left" w:pos="9160"/>
+          <w:tab w:val="left" w:pos="10076"/>
+          <w:tab w:val="left" w:pos="10992"/>
+          <w:tab w:val="left" w:pos="11908"/>
+          <w:tab w:val="left" w:pos="12824"/>
+          <w:tab w:val="left" w:pos="13740"/>
+          <w:tab w:val="left" w:pos="14656"/>
+        </w:tabs>
+        <w:spacing w:after="0" w:line="240" w:lineRule="auto"/>
+        <w:rPr>
+          <w:rFonts w:ascii="Courier New" w:eastAsia="Times New Roman" w:hAnsi="Courier New" w:cs="Courier New"/>
+          <w:sz w:val="20"/>
+          <w:szCs w:val="20"/>
+          <w:lang w:eastAsia="en-IN"/>
+        </w:rPr>
+      </w:pPr>
+      <w:proofErr w:type="gramStart"/>
+      <w:r>
+        <w:rPr>
+          <w:rFonts w:ascii="Courier New" w:eastAsia="Times New Roman" w:hAnsi="Courier New" w:cs="Courier New"/>
+          <w:sz w:val="20"/>
+          <w:szCs w:val="20"/>
+          <w:lang w:eastAsia="en-IN"/>
+        </w:rPr>
+        <w:t>super</w:t>
+      </w:r>
+      <w:proofErr w:type="gramEnd"/>
+      <w:r>
+        <w:rPr>
+          <w:rFonts w:ascii="Courier New" w:eastAsia="Times New Roman" w:hAnsi="Courier New" w:cs="Courier New"/>
+          <w:sz w:val="20"/>
+          <w:szCs w:val="20"/>
+          <w:lang w:eastAsia="en-IN"/>
+        </w:rPr>
+        <w:t xml:space="preserve"> = Write</w:t>
+      </w:r>
+    </w:p>
+    <w:p>
+      <w:pPr>
+        <w:spacing w:before="100" w:beforeAutospacing="1" w:after="100" w:afterAutospacing="1" w:line="240" w:lineRule="auto"/>
+        <w:outlineLvl w:val="2"/>
+        <w:rPr>
+          <w:rFonts w:ascii="Times New Roman" w:eastAsia="Times New Roman" w:hAnsi="Times New Roman" w:cs="Times New Roman"/>
+          <w:b/>
+          <w:bCs/>
+          <w:sz w:val="27"/>
+          <w:szCs w:val="27"/>
+          <w:lang w:eastAsia="en-IN"/>
+        </w:rPr>
+      </w:pPr>
+      <w:r>
+        <w:rPr>
+          <w:rFonts w:ascii="Times New Roman" w:eastAsia="Times New Roman" w:hAnsi="Times New Roman" w:cs="Times New Roman"/>
+          <w:b/>
+          <w:bCs/>
+          <w:sz w:val="27"/>
+          <w:szCs w:val="27"/>
+          <w:lang w:eastAsia="en-IN"/>
+        </w:rPr>
         <w:lastRenderedPageBreak/>
-        <w:t>List&lt;?&gt;</w:t>
-      </w:r>
-      <w:proofErr w:type="gramEnd"/>
-    </w:p>
-    <w:p>
-      <w:pPr>
-        <w:spacing w:before="100" w:beforeAutospacing="1" w:after="100" w:afterAutospacing="1" w:line="240" w:lineRule="auto"/>
-        <w:rPr>
-          <w:rFonts w:ascii="Times New Roman" w:eastAsia="Times New Roman" w:hAnsi="Times New Roman" w:cs="Times New Roman"/>
-          <w:sz w:val="24"/>
-          <w:szCs w:val="24"/>
-          <w:lang w:eastAsia="en-IN"/>
-        </w:rPr>
-      </w:pPr>
-      <w:r>
-        <w:rPr>
-          <w:rFonts w:ascii="Times New Roman" w:eastAsia="Times New Roman" w:hAnsi="Times New Roman" w:cs="Times New Roman"/>
-          <w:sz w:val="24"/>
-          <w:szCs w:val="24"/>
-          <w:lang w:eastAsia="en-IN"/>
-        </w:rPr>
-        <w:t>Unbounded</w:t>
-      </w:r>
-    </w:p>
-    <w:p>
-      <w:pPr>
-        <w:tabs>
-          <w:tab w:val="left" w:pos="916"/>
-          <w:tab w:val="left" w:pos="1832"/>
-          <w:tab w:val="left" w:pos="2748"/>
-          <w:tab w:val="left" w:pos="3664"/>
-          <w:tab w:val="left" w:pos="4580"/>
-          <w:tab w:val="left" w:pos="5496"/>
-          <w:tab w:val="left" w:pos="6412"/>
-          <w:tab w:val="left" w:pos="7328"/>
-          <w:tab w:val="left" w:pos="8244"/>
-          <w:tab w:val="left" w:pos="9160"/>
-          <w:tab w:val="left" w:pos="10076"/>
-          <w:tab w:val="left" w:pos="10992"/>
-          <w:tab w:val="left" w:pos="11908"/>
-          <w:tab w:val="left" w:pos="12824"/>
-          <w:tab w:val="left" w:pos="13740"/>
-          <w:tab w:val="left" w:pos="14656"/>
-        </w:tabs>
-        <w:spacing w:after="0" w:line="240" w:lineRule="auto"/>
-        <w:rPr>
-          <w:rFonts w:ascii="Courier New" w:eastAsia="Times New Roman" w:hAnsi="Courier New" w:cs="Courier New"/>
-          <w:sz w:val="20"/>
-          <w:szCs w:val="20"/>
-          <w:lang w:eastAsia="en-IN"/>
-        </w:rPr>
-      </w:pPr>
-      <w:proofErr w:type="gramStart"/>
-      <w:r>
-        <w:rPr>
-          <w:rFonts w:ascii="Courier New" w:eastAsia="Times New Roman" w:hAnsi="Courier New" w:cs="Courier New"/>
-          <w:sz w:val="20"/>
-          <w:szCs w:val="20"/>
-          <w:lang w:eastAsia="en-IN"/>
-        </w:rPr>
-        <w:t>List&lt;?</w:t>
-      </w:r>
-      <w:proofErr w:type="gramEnd"/>
-      <w:r>
-        <w:rPr>
-          <w:rFonts w:ascii="Courier New" w:eastAsia="Times New Roman" w:hAnsi="Courier New" w:cs="Courier New"/>
-          <w:sz w:val="20"/>
-          <w:szCs w:val="20"/>
-          <w:lang w:eastAsia="en-IN"/>
-        </w:rPr>
-        <w:t xml:space="preserve"> </w:t>
-      </w:r>
-      <w:proofErr w:type="gramStart"/>
-      <w:r>
-        <w:rPr>
-          <w:rFonts w:ascii="Courier New" w:eastAsia="Times New Roman" w:hAnsi="Courier New" w:cs="Courier New"/>
-          <w:sz w:val="20"/>
-          <w:szCs w:val="20"/>
-          <w:lang w:eastAsia="en-IN"/>
-        </w:rPr>
-        <w:t>extends</w:t>
-      </w:r>
-      <w:proofErr w:type="gramEnd"/>
-      <w:r>
-        <w:rPr>
-          <w:rFonts w:ascii="Courier New" w:eastAsia="Times New Roman" w:hAnsi="Courier New" w:cs="Courier New"/>
-          <w:sz w:val="20"/>
-          <w:szCs w:val="20"/>
-          <w:lang w:eastAsia="en-IN"/>
-        </w:rPr>
-        <w:t xml:space="preserve"> Number&gt;</w:t>
-      </w:r>
-    </w:p>
-    <w:p>
-      <w:pPr>
-        <w:spacing w:before="100" w:beforeAutospacing="1" w:after="100" w:afterAutospacing="1" w:line="240" w:lineRule="auto"/>
-        <w:rPr>
-          <w:rFonts w:ascii="Times New Roman" w:eastAsia="Times New Roman" w:hAnsi="Times New Roman" w:cs="Times New Roman"/>
-          <w:sz w:val="24"/>
-          <w:szCs w:val="24"/>
-          <w:lang w:eastAsia="en-IN"/>
-        </w:rPr>
-      </w:pPr>
-      <w:r>
-        <w:rPr>
-          <w:rFonts w:ascii="Times New Roman" w:eastAsia="Times New Roman" w:hAnsi="Times New Roman" w:cs="Times New Roman"/>
-          <w:sz w:val="24"/>
-          <w:szCs w:val="24"/>
-          <w:lang w:eastAsia="en-IN"/>
-        </w:rPr>
-        <w:t>Upper Bounded</w:t>
-      </w:r>
-    </w:p>
-    <w:p>
-      <w:pPr>
-        <w:tabs>
-          <w:tab w:val="left" w:pos="916"/>
-          <w:tab w:val="left" w:pos="1832"/>
-          <w:tab w:val="left" w:pos="2748"/>
-          <w:tab w:val="left" w:pos="3664"/>
-          <w:tab w:val="left" w:pos="4580"/>
-          <w:tab w:val="left" w:pos="5496"/>
-          <w:tab w:val="left" w:pos="6412"/>
-          <w:tab w:val="left" w:pos="7328"/>
-          <w:tab w:val="left" w:pos="8244"/>
-          <w:tab w:val="left" w:pos="9160"/>
-          <w:tab w:val="left" w:pos="10076"/>
-          <w:tab w:val="left" w:pos="10992"/>
-          <w:tab w:val="left" w:pos="11908"/>
-          <w:tab w:val="left" w:pos="12824"/>
-          <w:tab w:val="left" w:pos="13740"/>
-          <w:tab w:val="left" w:pos="14656"/>
-        </w:tabs>
-        <w:spacing w:after="0" w:line="240" w:lineRule="auto"/>
-        <w:rPr>
-          <w:rFonts w:ascii="Courier New" w:eastAsia="Times New Roman" w:hAnsi="Courier New" w:cs="Courier New"/>
-          <w:sz w:val="20"/>
-          <w:szCs w:val="20"/>
-          <w:lang w:eastAsia="en-IN"/>
-        </w:rPr>
-      </w:pPr>
-      <w:proofErr w:type="gramStart"/>
-      <w:r>
-        <w:rPr>
-          <w:rFonts w:ascii="Courier New" w:eastAsia="Times New Roman" w:hAnsi="Courier New" w:cs="Courier New"/>
-          <w:sz w:val="20"/>
-          <w:szCs w:val="20"/>
-          <w:lang w:eastAsia="en-IN"/>
-        </w:rPr>
-        <w:t>List&lt;?</w:t>
-      </w:r>
-      <w:proofErr w:type="gramEnd"/>
-      <w:r>
-        <w:rPr>
-          <w:rFonts w:ascii="Courier New" w:eastAsia="Times New Roman" w:hAnsi="Courier New" w:cs="Courier New"/>
-          <w:sz w:val="20"/>
-          <w:szCs w:val="20"/>
-          <w:lang w:eastAsia="en-IN"/>
-        </w:rPr>
-        <w:t xml:space="preserve"> </w:t>
-      </w:r>
-      <w:proofErr w:type="gramStart"/>
-      <w:r>
-        <w:rPr>
-          <w:rFonts w:ascii="Courier New" w:eastAsia="Times New Roman" w:hAnsi="Courier New" w:cs="Courier New"/>
-          <w:sz w:val="20"/>
-          <w:szCs w:val="20"/>
-          <w:lang w:eastAsia="en-IN"/>
-        </w:rPr>
-        <w:t>super</w:t>
-      </w:r>
-      <w:proofErr w:type="gramEnd"/>
-      <w:r>
-        <w:rPr>
-          <w:rFonts w:ascii="Courier New" w:eastAsia="Times New Roman" w:hAnsi="Courier New" w:cs="Courier New"/>
-          <w:sz w:val="20"/>
-          <w:szCs w:val="20"/>
-          <w:lang w:eastAsia="en-IN"/>
-        </w:rPr>
-        <w:t xml:space="preserve"> Integer&gt;</w:t>
-      </w:r>
-    </w:p>
-    <w:p>
-      <w:pPr>
-        <w:spacing w:before="100" w:beforeAutospacing="1" w:after="100" w:afterAutospacing="1" w:line="240" w:lineRule="auto"/>
-        <w:rPr>
-          <w:rFonts w:ascii="Times New Roman" w:eastAsia="Times New Roman" w:hAnsi="Times New Roman" w:cs="Times New Roman"/>
-          <w:sz w:val="24"/>
-          <w:szCs w:val="24"/>
-          <w:lang w:eastAsia="en-IN"/>
-        </w:rPr>
-      </w:pPr>
-      <w:r>
-        <w:rPr>
-          <w:rFonts w:ascii="Times New Roman" w:eastAsia="Times New Roman" w:hAnsi="Times New Roman" w:cs="Times New Roman"/>
-          <w:sz w:val="24"/>
-          <w:szCs w:val="24"/>
-          <w:lang w:eastAsia="en-IN"/>
-        </w:rPr>
-        <w:t>Lower Bounded</w:t>
-      </w:r>
-    </w:p>
-    <w:p>
-      <w:pPr>
-        <w:spacing w:before="100" w:beforeAutospacing="1" w:after="100" w:afterAutospacing="1" w:line="240" w:lineRule="auto"/>
-        <w:outlineLvl w:val="2"/>
-        <w:rPr>
-          <w:rFonts w:ascii="Times New Roman" w:eastAsia="Times New Roman" w:hAnsi="Times New Roman" w:cs="Times New Roman"/>
-          <w:b/>
-          <w:bCs/>
-          <w:sz w:val="27"/>
-          <w:szCs w:val="27"/>
-          <w:lang w:eastAsia="en-IN"/>
-        </w:rPr>
-      </w:pPr>
-      <w:r>
-        <w:rPr>
-          <w:rFonts w:ascii="Times New Roman" w:eastAsia="Times New Roman" w:hAnsi="Times New Roman" w:cs="Times New Roman"/>
-          <w:b/>
-          <w:bCs/>
-          <w:sz w:val="27"/>
-          <w:szCs w:val="27"/>
-          <w:lang w:eastAsia="en-IN"/>
-        </w:rPr>
-        <w:t>One-Liner</w:t>
-      </w:r>
-    </w:p>
-    <w:p>
-      <w:pPr>
-        <w:tabs>
-          <w:tab w:val="left" w:pos="916"/>
-          <w:tab w:val="left" w:pos="1832"/>
-          <w:tab w:val="left" w:pos="2748"/>
-          <w:tab w:val="left" w:pos="3664"/>
-          <w:tab w:val="left" w:pos="4580"/>
-          <w:tab w:val="left" w:pos="5496"/>
-          <w:tab w:val="left" w:pos="6412"/>
-          <w:tab w:val="left" w:pos="7328"/>
-          <w:tab w:val="left" w:pos="8244"/>
-          <w:tab w:val="left" w:pos="9160"/>
-          <w:tab w:val="left" w:pos="10076"/>
-          <w:tab w:val="left" w:pos="10992"/>
-          <w:tab w:val="left" w:pos="11908"/>
-          <w:tab w:val="left" w:pos="12824"/>
-          <w:tab w:val="left" w:pos="13740"/>
-          <w:tab w:val="left" w:pos="14656"/>
-        </w:tabs>
-        <w:spacing w:after="0" w:line="240" w:lineRule="auto"/>
-        <w:rPr>
-          <w:rFonts w:ascii="Courier New" w:eastAsia="Times New Roman" w:hAnsi="Courier New" w:cs="Courier New"/>
-          <w:sz w:val="20"/>
-          <w:szCs w:val="20"/>
-          <w:lang w:eastAsia="en-IN"/>
-        </w:rPr>
-      </w:pPr>
-      <w:proofErr w:type="gramStart"/>
-      <w:r>
-        <w:rPr>
-          <w:rFonts w:ascii="Courier New" w:eastAsia="Times New Roman" w:hAnsi="Courier New" w:cs="Courier New"/>
-          <w:sz w:val="20"/>
-          <w:szCs w:val="20"/>
-          <w:lang w:eastAsia="en-IN"/>
-        </w:rPr>
-        <w:t>extends</w:t>
-      </w:r>
-      <w:proofErr w:type="gramEnd"/>
-      <w:r>
-        <w:rPr>
-          <w:rFonts w:ascii="Courier New" w:eastAsia="Times New Roman" w:hAnsi="Courier New" w:cs="Courier New"/>
-          <w:sz w:val="20"/>
-          <w:szCs w:val="20"/>
-          <w:lang w:eastAsia="en-IN"/>
-        </w:rPr>
-        <w:t xml:space="preserve"> = Read</w:t>
-      </w:r>
-    </w:p>
-    <w:p>
-      <w:pPr>
-        <w:tabs>
-          <w:tab w:val="left" w:pos="916"/>
-          <w:tab w:val="left" w:pos="1832"/>
-          <w:tab w:val="left" w:pos="2748"/>
-          <w:tab w:val="left" w:pos="3664"/>
-          <w:tab w:val="left" w:pos="4580"/>
-          <w:tab w:val="left" w:pos="5496"/>
-          <w:tab w:val="left" w:pos="6412"/>
-          <w:tab w:val="left" w:pos="7328"/>
-          <w:tab w:val="left" w:pos="8244"/>
-          <w:tab w:val="left" w:pos="9160"/>
-          <w:tab w:val="left" w:pos="10076"/>
-          <w:tab w:val="left" w:pos="10992"/>
-          <w:tab w:val="left" w:pos="11908"/>
-          <w:tab w:val="left" w:pos="12824"/>
-          <w:tab w:val="left" w:pos="13740"/>
-          <w:tab w:val="left" w:pos="14656"/>
-        </w:tabs>
-        <w:spacing w:after="0" w:line="240" w:lineRule="auto"/>
-        <w:rPr>
-          <w:rFonts w:ascii="Courier New" w:eastAsia="Times New Roman" w:hAnsi="Courier New" w:cs="Courier New"/>
-          <w:sz w:val="20"/>
-          <w:szCs w:val="20"/>
-          <w:lang w:eastAsia="en-IN"/>
-        </w:rPr>
-      </w:pPr>
-    </w:p>
-    <w:p>
-      <w:pPr>
-        <w:tabs>
-          <w:tab w:val="left" w:pos="916"/>
-          <w:tab w:val="left" w:pos="1832"/>
-          <w:tab w:val="left" w:pos="2748"/>
-          <w:tab w:val="left" w:pos="3664"/>
-          <w:tab w:val="left" w:pos="4580"/>
-          <w:tab w:val="left" w:pos="5496"/>
-          <w:tab w:val="left" w:pos="6412"/>
-          <w:tab w:val="left" w:pos="7328"/>
-          <w:tab w:val="left" w:pos="8244"/>
-          <w:tab w:val="left" w:pos="9160"/>
-          <w:tab w:val="left" w:pos="10076"/>
-          <w:tab w:val="left" w:pos="10992"/>
-          <w:tab w:val="left" w:pos="11908"/>
-          <w:tab w:val="left" w:pos="12824"/>
-          <w:tab w:val="left" w:pos="13740"/>
-          <w:tab w:val="left" w:pos="14656"/>
-        </w:tabs>
-        <w:spacing w:after="0" w:line="240" w:lineRule="auto"/>
-        <w:rPr>
-          <w:rFonts w:ascii="Courier New" w:eastAsia="Times New Roman" w:hAnsi="Courier New" w:cs="Courier New"/>
-          <w:sz w:val="20"/>
-          <w:szCs w:val="20"/>
-          <w:lang w:eastAsia="en-IN"/>
-        </w:rPr>
-      </w:pPr>
-      <w:proofErr w:type="gramStart"/>
-      <w:r>
-        <w:rPr>
-          <w:rFonts w:ascii="Courier New" w:eastAsia="Times New Roman" w:hAnsi="Courier New" w:cs="Courier New"/>
-          <w:sz w:val="20"/>
-          <w:szCs w:val="20"/>
-          <w:lang w:eastAsia="en-IN"/>
-        </w:rPr>
-        <w:t>super</w:t>
-      </w:r>
-      <w:proofErr w:type="gramEnd"/>
-      <w:r>
-        <w:rPr>
-          <w:rFonts w:ascii="Courier New" w:eastAsia="Times New Roman" w:hAnsi="Courier New" w:cs="Courier New"/>
-          <w:sz w:val="20"/>
-          <w:szCs w:val="20"/>
-          <w:lang w:eastAsia="en-IN"/>
-        </w:rPr>
-        <w:t xml:space="preserve"> = Write</w:t>
-      </w:r>
-    </w:p>
-    <w:p>
-      <w:pPr>
-        <w:spacing w:before="100" w:beforeAutospacing="1" w:after="100" w:afterAutospacing="1" w:line="240" w:lineRule="auto"/>
-        <w:outlineLvl w:val="2"/>
-        <w:rPr>
-          <w:rFonts w:ascii="Times New Roman" w:eastAsia="Times New Roman" w:hAnsi="Times New Roman" w:cs="Times New Roman"/>
-          <w:b/>
-          <w:bCs/>
-          <w:sz w:val="27"/>
-          <w:szCs w:val="27"/>
-          <w:lang w:eastAsia="en-IN"/>
-        </w:rPr>
-      </w:pPr>
-      <w:r>
-        <w:rPr>
-          <w:rFonts w:ascii="Times New Roman" w:eastAsia="Times New Roman" w:hAnsi="Times New Roman" w:cs="Times New Roman"/>
-          <w:b/>
-          <w:bCs/>
-          <w:sz w:val="27"/>
-          <w:szCs w:val="27"/>
-          <w:lang w:eastAsia="en-IN"/>
-        </w:rPr>
         <w:t>Important Follow-Up</w:t>
       </w:r>
     </w:p>
@@ -2555,8 +2761,279 @@
           <w:szCs w:val="48"/>
           <w:lang w:eastAsia="en-IN"/>
         </w:rPr>
+        <w:t>5. Type Erasure</w:t>
+      </w:r>
+    </w:p>
+    <w:p>
+      <w:pPr>
+        <w:spacing w:before="100" w:beforeAutospacing="1" w:after="100" w:afterAutospacing="1" w:line="240" w:lineRule="auto"/>
+        <w:outlineLvl w:val="2"/>
+        <w:rPr>
+          <w:rFonts w:ascii="Times New Roman" w:eastAsia="Times New Roman" w:hAnsi="Times New Roman" w:cs="Times New Roman"/>
+          <w:b/>
+          <w:bCs/>
+          <w:sz w:val="27"/>
+          <w:szCs w:val="27"/>
+          <w:lang w:eastAsia="en-IN"/>
+        </w:rPr>
+      </w:pPr>
+      <w:r>
+        <w:rPr>
+          <w:rFonts w:ascii="Times New Roman" w:eastAsia="Times New Roman" w:hAnsi="Times New Roman" w:cs="Times New Roman"/>
+          <w:b/>
+          <w:bCs/>
+          <w:sz w:val="27"/>
+          <w:szCs w:val="27"/>
+          <w:lang w:eastAsia="en-IN"/>
+        </w:rPr>
+        <w:t>Interview Answer</w:t>
+      </w:r>
+    </w:p>
+    <w:p>
+      <w:pPr>
+        <w:spacing w:before="100" w:beforeAutospacing="1" w:after="100" w:afterAutospacing="1" w:line="240" w:lineRule="auto"/>
+        <w:rPr>
+          <w:rFonts w:ascii="Times New Roman" w:eastAsia="Times New Roman" w:hAnsi="Times New Roman" w:cs="Times New Roman"/>
+          <w:sz w:val="24"/>
+          <w:szCs w:val="24"/>
+          <w:lang w:eastAsia="en-IN"/>
+        </w:rPr>
+      </w:pPr>
+      <w:r>
+        <w:rPr>
+          <w:rFonts w:ascii="Times New Roman" w:eastAsia="Times New Roman" w:hAnsi="Times New Roman" w:cs="Times New Roman"/>
+          <w:sz w:val="24"/>
+          <w:szCs w:val="24"/>
+          <w:lang w:eastAsia="en-IN"/>
+        </w:rPr>
+        <w:t>Java removes generic type information during compilation.</w:t>
+      </w:r>
+    </w:p>
+    <w:p>
+      <w:pPr>
+        <w:spacing w:before="100" w:beforeAutospacing="1" w:after="100" w:afterAutospacing="1" w:line="240" w:lineRule="auto"/>
+        <w:outlineLvl w:val="2"/>
+        <w:rPr>
+          <w:rFonts w:ascii="Times New Roman" w:eastAsia="Times New Roman" w:hAnsi="Times New Roman" w:cs="Times New Roman"/>
+          <w:b/>
+          <w:bCs/>
+          <w:sz w:val="27"/>
+          <w:szCs w:val="27"/>
+          <w:lang w:eastAsia="en-IN"/>
+        </w:rPr>
+      </w:pPr>
+      <w:r>
+        <w:rPr>
+          <w:rFonts w:ascii="Times New Roman" w:eastAsia="Times New Roman" w:hAnsi="Times New Roman" w:cs="Times New Roman"/>
+          <w:b/>
+          <w:bCs/>
+          <w:sz w:val="27"/>
+          <w:szCs w:val="27"/>
+          <w:lang w:eastAsia="en-IN"/>
+        </w:rPr>
+        <w:t>Example</w:t>
+      </w:r>
+    </w:p>
+    <w:p>
+      <w:pPr>
+        <w:tabs>
+          <w:tab w:val="left" w:pos="916"/>
+          <w:tab w:val="left" w:pos="1832"/>
+          <w:tab w:val="left" w:pos="2748"/>
+          <w:tab w:val="left" w:pos="3664"/>
+          <w:tab w:val="left" w:pos="4580"/>
+          <w:tab w:val="left" w:pos="5496"/>
+          <w:tab w:val="left" w:pos="6412"/>
+          <w:tab w:val="left" w:pos="7328"/>
+          <w:tab w:val="left" w:pos="8244"/>
+          <w:tab w:val="left" w:pos="9160"/>
+          <w:tab w:val="left" w:pos="10076"/>
+          <w:tab w:val="left" w:pos="10992"/>
+          <w:tab w:val="left" w:pos="11908"/>
+          <w:tab w:val="left" w:pos="12824"/>
+          <w:tab w:val="left" w:pos="13740"/>
+          <w:tab w:val="left" w:pos="14656"/>
+        </w:tabs>
+        <w:spacing w:after="0" w:line="240" w:lineRule="auto"/>
+        <w:rPr>
+          <w:rFonts w:ascii="Courier New" w:eastAsia="Times New Roman" w:hAnsi="Courier New" w:cs="Courier New"/>
+          <w:sz w:val="20"/>
+          <w:szCs w:val="20"/>
+          <w:lang w:eastAsia="en-IN"/>
+        </w:rPr>
+      </w:pPr>
+      <w:r>
+        <w:rPr>
+          <w:rFonts w:ascii="Courier New" w:eastAsia="Times New Roman" w:hAnsi="Courier New" w:cs="Courier New"/>
+          <w:sz w:val="20"/>
+          <w:szCs w:val="20"/>
+          <w:lang w:eastAsia="en-IN"/>
+        </w:rPr>
+        <w:t>List&lt;String&gt;</w:t>
+      </w:r>
+    </w:p>
+    <w:p>
+      <w:pPr>
+        <w:spacing w:before="100" w:beforeAutospacing="1" w:after="100" w:afterAutospacing="1" w:line="240" w:lineRule="auto"/>
+        <w:rPr>
+          <w:rFonts w:ascii="Times New Roman" w:eastAsia="Times New Roman" w:hAnsi="Times New Roman" w:cs="Times New Roman"/>
+          <w:sz w:val="24"/>
+          <w:szCs w:val="24"/>
+          <w:lang w:eastAsia="en-IN"/>
+        </w:rPr>
+      </w:pPr>
+      <w:proofErr w:type="gramStart"/>
+      <w:r>
+        <w:rPr>
+          <w:rFonts w:ascii="Times New Roman" w:eastAsia="Times New Roman" w:hAnsi="Times New Roman" w:cs="Times New Roman"/>
+          <w:sz w:val="24"/>
+          <w:szCs w:val="24"/>
+          <w:lang w:eastAsia="en-IN"/>
+        </w:rPr>
+        <w:t>becomes</w:t>
+      </w:r>
+      <w:proofErr w:type="gramEnd"/>
+      <w:r>
+        <w:rPr>
+          <w:rFonts w:ascii="Times New Roman" w:eastAsia="Times New Roman" w:hAnsi="Times New Roman" w:cs="Times New Roman"/>
+          <w:sz w:val="24"/>
+          <w:szCs w:val="24"/>
+          <w:lang w:eastAsia="en-IN"/>
+        </w:rPr>
+        <w:t>:</w:t>
+      </w:r>
+    </w:p>
+    <w:p>
+      <w:pPr>
+        <w:tabs>
+          <w:tab w:val="left" w:pos="916"/>
+          <w:tab w:val="left" w:pos="1832"/>
+          <w:tab w:val="left" w:pos="2748"/>
+          <w:tab w:val="left" w:pos="3664"/>
+          <w:tab w:val="left" w:pos="4580"/>
+          <w:tab w:val="left" w:pos="5496"/>
+          <w:tab w:val="left" w:pos="6412"/>
+          <w:tab w:val="left" w:pos="7328"/>
+          <w:tab w:val="left" w:pos="8244"/>
+          <w:tab w:val="left" w:pos="9160"/>
+          <w:tab w:val="left" w:pos="10076"/>
+          <w:tab w:val="left" w:pos="10992"/>
+          <w:tab w:val="left" w:pos="11908"/>
+          <w:tab w:val="left" w:pos="12824"/>
+          <w:tab w:val="left" w:pos="13740"/>
+          <w:tab w:val="left" w:pos="14656"/>
+        </w:tabs>
+        <w:spacing w:after="0" w:line="240" w:lineRule="auto"/>
+        <w:rPr>
+          <w:rFonts w:ascii="Courier New" w:eastAsia="Times New Roman" w:hAnsi="Courier New" w:cs="Courier New"/>
+          <w:sz w:val="20"/>
+          <w:szCs w:val="20"/>
+          <w:lang w:eastAsia="en-IN"/>
+        </w:rPr>
+      </w:pPr>
+      <w:r>
+        <w:rPr>
+          <w:rFonts w:ascii="Courier New" w:eastAsia="Times New Roman" w:hAnsi="Courier New" w:cs="Courier New"/>
+          <w:sz w:val="20"/>
+          <w:szCs w:val="20"/>
+          <w:lang w:eastAsia="en-IN"/>
+        </w:rPr>
+        <w:t>List</w:t>
+      </w:r>
+    </w:p>
+    <w:p>
+      <w:pPr>
+        <w:spacing w:before="100" w:beforeAutospacing="1" w:after="100" w:afterAutospacing="1" w:line="240" w:lineRule="auto"/>
+        <w:rPr>
+          <w:rFonts w:ascii="Times New Roman" w:eastAsia="Times New Roman" w:hAnsi="Times New Roman" w:cs="Times New Roman"/>
+          <w:sz w:val="24"/>
+          <w:szCs w:val="24"/>
+          <w:lang w:eastAsia="en-IN"/>
+        </w:rPr>
+      </w:pPr>
+      <w:proofErr w:type="gramStart"/>
+      <w:r>
+        <w:rPr>
+          <w:rFonts w:ascii="Times New Roman" w:eastAsia="Times New Roman" w:hAnsi="Times New Roman" w:cs="Times New Roman"/>
+          <w:sz w:val="24"/>
+          <w:szCs w:val="24"/>
+          <w:lang w:eastAsia="en-IN"/>
+        </w:rPr>
+        <w:t>after</w:t>
+      </w:r>
+      <w:proofErr w:type="gramEnd"/>
+      <w:r>
+        <w:rPr>
+          <w:rFonts w:ascii="Times New Roman" w:eastAsia="Times New Roman" w:hAnsi="Times New Roman" w:cs="Times New Roman"/>
+          <w:sz w:val="24"/>
+          <w:szCs w:val="24"/>
+          <w:lang w:eastAsia="en-IN"/>
+        </w:rPr>
+        <w:t xml:space="preserve"> compilation.</w:t>
+      </w:r>
+    </w:p>
+    <w:p>
+      <w:pPr>
+        <w:spacing w:before="100" w:beforeAutospacing="1" w:after="100" w:afterAutospacing="1" w:line="240" w:lineRule="auto"/>
+        <w:outlineLvl w:val="2"/>
+        <w:rPr>
+          <w:rFonts w:ascii="Times New Roman" w:eastAsia="Times New Roman" w:hAnsi="Times New Roman" w:cs="Times New Roman"/>
+          <w:b/>
+          <w:bCs/>
+          <w:sz w:val="27"/>
+          <w:szCs w:val="27"/>
+          <w:lang w:eastAsia="en-IN"/>
+        </w:rPr>
+      </w:pPr>
+      <w:r>
+        <w:rPr>
+          <w:rFonts w:ascii="Times New Roman" w:eastAsia="Times New Roman" w:hAnsi="Times New Roman" w:cs="Times New Roman"/>
+          <w:b/>
+          <w:bCs/>
+          <w:sz w:val="27"/>
+          <w:szCs w:val="27"/>
+          <w:lang w:eastAsia="en-IN"/>
+        </w:rPr>
         <w:lastRenderedPageBreak/>
-        <w:t>5. Type Erasure</w:t>
+        <w:t>Why?</w:t>
+      </w:r>
+    </w:p>
+    <w:p>
+      <w:pPr>
+        <w:tabs>
+          <w:tab w:val="left" w:pos="916"/>
+          <w:tab w:val="left" w:pos="1832"/>
+          <w:tab w:val="left" w:pos="2748"/>
+          <w:tab w:val="left" w:pos="3664"/>
+          <w:tab w:val="left" w:pos="4580"/>
+          <w:tab w:val="left" w:pos="5496"/>
+          <w:tab w:val="left" w:pos="6412"/>
+          <w:tab w:val="left" w:pos="7328"/>
+          <w:tab w:val="left" w:pos="8244"/>
+          <w:tab w:val="left" w:pos="9160"/>
+          <w:tab w:val="left" w:pos="10076"/>
+          <w:tab w:val="left" w:pos="10992"/>
+          <w:tab w:val="left" w:pos="11908"/>
+          <w:tab w:val="left" w:pos="12824"/>
+          <w:tab w:val="left" w:pos="13740"/>
+          <w:tab w:val="left" w:pos="14656"/>
+        </w:tabs>
+        <w:spacing w:after="0" w:line="240" w:lineRule="auto"/>
+        <w:rPr>
+          <w:rFonts w:ascii="Courier New" w:eastAsia="Times New Roman" w:hAnsi="Courier New" w:cs="Courier New"/>
+          <w:sz w:val="20"/>
+          <w:szCs w:val="20"/>
+          <w:lang w:eastAsia="en-IN"/>
+        </w:rPr>
+      </w:pPr>
+      <w:r>
+        <w:rPr>
+          <w:rFonts w:ascii="Courier New" w:eastAsia="Times New Roman" w:hAnsi="Courier New" w:cs="Courier New"/>
+          <w:sz w:val="20"/>
+          <w:szCs w:val="20"/>
+          <w:lang w:eastAsia="en-IN"/>
+        </w:rPr>
+        <w:t>Backward Compatibility</w:t>
       </w:r>
     </w:p>
     <w:p>
@@ -2581,27 +3058,45 @@
           <w:szCs w:val="27"/>
           <w:lang w:eastAsia="en-IN"/>
         </w:rPr>
-        <w:t>Interview Answer</w:t>
-      </w:r>
-    </w:p>
-    <w:p>
-      <w:pPr>
-        <w:spacing w:before="100" w:beforeAutospacing="1" w:after="100" w:afterAutospacing="1" w:line="240" w:lineRule="auto"/>
-        <w:rPr>
-          <w:rFonts w:ascii="Times New Roman" w:eastAsia="Times New Roman" w:hAnsi="Times New Roman" w:cs="Times New Roman"/>
-          <w:sz w:val="24"/>
-          <w:szCs w:val="24"/>
-          <w:lang w:eastAsia="en-IN"/>
-        </w:rPr>
-      </w:pPr>
-      <w:r>
-        <w:rPr>
-          <w:rFonts w:ascii="Times New Roman" w:eastAsia="Times New Roman" w:hAnsi="Times New Roman" w:cs="Times New Roman"/>
-          <w:sz w:val="24"/>
-          <w:szCs w:val="24"/>
-          <w:lang w:eastAsia="en-IN"/>
-        </w:rPr>
-        <w:t>Java removes generic type information during compilation.</w:t>
+        <w:t>One-Liner</w:t>
+      </w:r>
+    </w:p>
+    <w:p>
+      <w:pPr>
+        <w:tabs>
+          <w:tab w:val="left" w:pos="916"/>
+          <w:tab w:val="left" w:pos="1832"/>
+          <w:tab w:val="left" w:pos="2748"/>
+          <w:tab w:val="left" w:pos="3664"/>
+          <w:tab w:val="left" w:pos="4580"/>
+          <w:tab w:val="left" w:pos="5496"/>
+          <w:tab w:val="left" w:pos="6412"/>
+          <w:tab w:val="left" w:pos="7328"/>
+          <w:tab w:val="left" w:pos="8244"/>
+          <w:tab w:val="left" w:pos="9160"/>
+          <w:tab w:val="left" w:pos="10076"/>
+          <w:tab w:val="left" w:pos="10992"/>
+          <w:tab w:val="left" w:pos="11908"/>
+          <w:tab w:val="left" w:pos="12824"/>
+          <w:tab w:val="left" w:pos="13740"/>
+          <w:tab w:val="left" w:pos="14656"/>
+        </w:tabs>
+        <w:spacing w:after="0" w:line="240" w:lineRule="auto"/>
+        <w:rPr>
+          <w:rFonts w:ascii="Courier New" w:eastAsia="Times New Roman" w:hAnsi="Courier New" w:cs="Courier New"/>
+          <w:sz w:val="20"/>
+          <w:szCs w:val="20"/>
+          <w:lang w:eastAsia="en-IN"/>
+        </w:rPr>
+      </w:pPr>
+      <w:r>
+        <w:rPr>
+          <w:rFonts w:ascii="Courier New" w:eastAsia="Times New Roman" w:hAnsi="Courier New" w:cs="Courier New"/>
+          <w:sz w:val="20"/>
+          <w:szCs w:val="20"/>
+          <w:lang w:eastAsia="en-IN"/>
+        </w:rPr>
+        <w:t>Generics exist at compile time, not runtime.</w:t>
       </w:r>
     </w:p>
     <w:p>
@@ -2626,296 +3121,6 @@
           <w:szCs w:val="27"/>
           <w:lang w:eastAsia="en-IN"/>
         </w:rPr>
-        <w:t>Example</w:t>
-      </w:r>
-    </w:p>
-    <w:p>
-      <w:pPr>
-        <w:tabs>
-          <w:tab w:val="left" w:pos="916"/>
-          <w:tab w:val="left" w:pos="1832"/>
-          <w:tab w:val="left" w:pos="2748"/>
-          <w:tab w:val="left" w:pos="3664"/>
-          <w:tab w:val="left" w:pos="4580"/>
-          <w:tab w:val="left" w:pos="5496"/>
-          <w:tab w:val="left" w:pos="6412"/>
-          <w:tab w:val="left" w:pos="7328"/>
-          <w:tab w:val="left" w:pos="8244"/>
-          <w:tab w:val="left" w:pos="9160"/>
-          <w:tab w:val="left" w:pos="10076"/>
-          <w:tab w:val="left" w:pos="10992"/>
-          <w:tab w:val="left" w:pos="11908"/>
-          <w:tab w:val="left" w:pos="12824"/>
-          <w:tab w:val="left" w:pos="13740"/>
-          <w:tab w:val="left" w:pos="14656"/>
-        </w:tabs>
-        <w:spacing w:after="0" w:line="240" w:lineRule="auto"/>
-        <w:rPr>
-          <w:rFonts w:ascii="Courier New" w:eastAsia="Times New Roman" w:hAnsi="Courier New" w:cs="Courier New"/>
-          <w:sz w:val="20"/>
-          <w:szCs w:val="20"/>
-          <w:lang w:eastAsia="en-IN"/>
-        </w:rPr>
-      </w:pPr>
-      <w:r>
-        <w:rPr>
-          <w:rFonts w:ascii="Courier New" w:eastAsia="Times New Roman" w:hAnsi="Courier New" w:cs="Courier New"/>
-          <w:sz w:val="20"/>
-          <w:szCs w:val="20"/>
-          <w:lang w:eastAsia="en-IN"/>
-        </w:rPr>
-        <w:t>List&lt;String&gt;</w:t>
-      </w:r>
-    </w:p>
-    <w:p>
-      <w:pPr>
-        <w:spacing w:before="100" w:beforeAutospacing="1" w:after="100" w:afterAutospacing="1" w:line="240" w:lineRule="auto"/>
-        <w:rPr>
-          <w:rFonts w:ascii="Times New Roman" w:eastAsia="Times New Roman" w:hAnsi="Times New Roman" w:cs="Times New Roman"/>
-          <w:sz w:val="24"/>
-          <w:szCs w:val="24"/>
-          <w:lang w:eastAsia="en-IN"/>
-        </w:rPr>
-      </w:pPr>
-      <w:proofErr w:type="gramStart"/>
-      <w:r>
-        <w:rPr>
-          <w:rFonts w:ascii="Times New Roman" w:eastAsia="Times New Roman" w:hAnsi="Times New Roman" w:cs="Times New Roman"/>
-          <w:sz w:val="24"/>
-          <w:szCs w:val="24"/>
-          <w:lang w:eastAsia="en-IN"/>
-        </w:rPr>
-        <w:t>becomes</w:t>
-      </w:r>
-      <w:proofErr w:type="gramEnd"/>
-      <w:r>
-        <w:rPr>
-          <w:rFonts w:ascii="Times New Roman" w:eastAsia="Times New Roman" w:hAnsi="Times New Roman" w:cs="Times New Roman"/>
-          <w:sz w:val="24"/>
-          <w:szCs w:val="24"/>
-          <w:lang w:eastAsia="en-IN"/>
-        </w:rPr>
-        <w:t>:</w:t>
-      </w:r>
-    </w:p>
-    <w:p>
-      <w:pPr>
-        <w:tabs>
-          <w:tab w:val="left" w:pos="916"/>
-          <w:tab w:val="left" w:pos="1832"/>
-          <w:tab w:val="left" w:pos="2748"/>
-          <w:tab w:val="left" w:pos="3664"/>
-          <w:tab w:val="left" w:pos="4580"/>
-          <w:tab w:val="left" w:pos="5496"/>
-          <w:tab w:val="left" w:pos="6412"/>
-          <w:tab w:val="left" w:pos="7328"/>
-          <w:tab w:val="left" w:pos="8244"/>
-          <w:tab w:val="left" w:pos="9160"/>
-          <w:tab w:val="left" w:pos="10076"/>
-          <w:tab w:val="left" w:pos="10992"/>
-          <w:tab w:val="left" w:pos="11908"/>
-          <w:tab w:val="left" w:pos="12824"/>
-          <w:tab w:val="left" w:pos="13740"/>
-          <w:tab w:val="left" w:pos="14656"/>
-        </w:tabs>
-        <w:spacing w:after="0" w:line="240" w:lineRule="auto"/>
-        <w:rPr>
-          <w:rFonts w:ascii="Courier New" w:eastAsia="Times New Roman" w:hAnsi="Courier New" w:cs="Courier New"/>
-          <w:sz w:val="20"/>
-          <w:szCs w:val="20"/>
-          <w:lang w:eastAsia="en-IN"/>
-        </w:rPr>
-      </w:pPr>
-      <w:r>
-        <w:rPr>
-          <w:rFonts w:ascii="Courier New" w:eastAsia="Times New Roman" w:hAnsi="Courier New" w:cs="Courier New"/>
-          <w:sz w:val="20"/>
-          <w:szCs w:val="20"/>
-          <w:lang w:eastAsia="en-IN"/>
-        </w:rPr>
-        <w:t>List</w:t>
-      </w:r>
-    </w:p>
-    <w:p>
-      <w:pPr>
-        <w:spacing w:before="100" w:beforeAutospacing="1" w:after="100" w:afterAutospacing="1" w:line="240" w:lineRule="auto"/>
-        <w:rPr>
-          <w:rFonts w:ascii="Times New Roman" w:eastAsia="Times New Roman" w:hAnsi="Times New Roman" w:cs="Times New Roman"/>
-          <w:sz w:val="24"/>
-          <w:szCs w:val="24"/>
-          <w:lang w:eastAsia="en-IN"/>
-        </w:rPr>
-      </w:pPr>
-      <w:proofErr w:type="gramStart"/>
-      <w:r>
-        <w:rPr>
-          <w:rFonts w:ascii="Times New Roman" w:eastAsia="Times New Roman" w:hAnsi="Times New Roman" w:cs="Times New Roman"/>
-          <w:sz w:val="24"/>
-          <w:szCs w:val="24"/>
-          <w:lang w:eastAsia="en-IN"/>
-        </w:rPr>
-        <w:t>after</w:t>
-      </w:r>
-      <w:proofErr w:type="gramEnd"/>
-      <w:r>
-        <w:rPr>
-          <w:rFonts w:ascii="Times New Roman" w:eastAsia="Times New Roman" w:hAnsi="Times New Roman" w:cs="Times New Roman"/>
-          <w:sz w:val="24"/>
-          <w:szCs w:val="24"/>
-          <w:lang w:eastAsia="en-IN"/>
-        </w:rPr>
-        <w:t xml:space="preserve"> compilation.</w:t>
-      </w:r>
-    </w:p>
-    <w:p>
-      <w:pPr>
-        <w:spacing w:before="100" w:beforeAutospacing="1" w:after="100" w:afterAutospacing="1" w:line="240" w:lineRule="auto"/>
-        <w:outlineLvl w:val="2"/>
-        <w:rPr>
-          <w:rFonts w:ascii="Times New Roman" w:eastAsia="Times New Roman" w:hAnsi="Times New Roman" w:cs="Times New Roman"/>
-          <w:b/>
-          <w:bCs/>
-          <w:sz w:val="27"/>
-          <w:szCs w:val="27"/>
-          <w:lang w:eastAsia="en-IN"/>
-        </w:rPr>
-      </w:pPr>
-      <w:r>
-        <w:rPr>
-          <w:rFonts w:ascii="Times New Roman" w:eastAsia="Times New Roman" w:hAnsi="Times New Roman" w:cs="Times New Roman"/>
-          <w:b/>
-          <w:bCs/>
-          <w:sz w:val="27"/>
-          <w:szCs w:val="27"/>
-          <w:lang w:eastAsia="en-IN"/>
-        </w:rPr>
-        <w:t>Why?</w:t>
-      </w:r>
-    </w:p>
-    <w:p>
-      <w:pPr>
-        <w:tabs>
-          <w:tab w:val="left" w:pos="916"/>
-          <w:tab w:val="left" w:pos="1832"/>
-          <w:tab w:val="left" w:pos="2748"/>
-          <w:tab w:val="left" w:pos="3664"/>
-          <w:tab w:val="left" w:pos="4580"/>
-          <w:tab w:val="left" w:pos="5496"/>
-          <w:tab w:val="left" w:pos="6412"/>
-          <w:tab w:val="left" w:pos="7328"/>
-          <w:tab w:val="left" w:pos="8244"/>
-          <w:tab w:val="left" w:pos="9160"/>
-          <w:tab w:val="left" w:pos="10076"/>
-          <w:tab w:val="left" w:pos="10992"/>
-          <w:tab w:val="left" w:pos="11908"/>
-          <w:tab w:val="left" w:pos="12824"/>
-          <w:tab w:val="left" w:pos="13740"/>
-          <w:tab w:val="left" w:pos="14656"/>
-        </w:tabs>
-        <w:spacing w:after="0" w:line="240" w:lineRule="auto"/>
-        <w:rPr>
-          <w:rFonts w:ascii="Courier New" w:eastAsia="Times New Roman" w:hAnsi="Courier New" w:cs="Courier New"/>
-          <w:sz w:val="20"/>
-          <w:szCs w:val="20"/>
-          <w:lang w:eastAsia="en-IN"/>
-        </w:rPr>
-      </w:pPr>
-      <w:r>
-        <w:rPr>
-          <w:rFonts w:ascii="Courier New" w:eastAsia="Times New Roman" w:hAnsi="Courier New" w:cs="Courier New"/>
-          <w:sz w:val="20"/>
-          <w:szCs w:val="20"/>
-          <w:lang w:eastAsia="en-IN"/>
-        </w:rPr>
-        <w:t>Backward Compatibility</w:t>
-      </w:r>
-    </w:p>
-    <w:p>
-      <w:pPr>
-        <w:spacing w:before="100" w:beforeAutospacing="1" w:after="100" w:afterAutospacing="1" w:line="240" w:lineRule="auto"/>
-        <w:outlineLvl w:val="2"/>
-        <w:rPr>
-          <w:rFonts w:ascii="Times New Roman" w:eastAsia="Times New Roman" w:hAnsi="Times New Roman" w:cs="Times New Roman"/>
-          <w:b/>
-          <w:bCs/>
-          <w:sz w:val="27"/>
-          <w:szCs w:val="27"/>
-          <w:lang w:eastAsia="en-IN"/>
-        </w:rPr>
-      </w:pPr>
-      <w:r>
-        <w:rPr>
-          <w:rFonts w:ascii="Times New Roman" w:eastAsia="Times New Roman" w:hAnsi="Times New Roman" w:cs="Times New Roman"/>
-          <w:b/>
-          <w:bCs/>
-          <w:sz w:val="27"/>
-          <w:szCs w:val="27"/>
-          <w:lang w:eastAsia="en-IN"/>
-        </w:rPr>
-        <w:t>One-Liner</w:t>
-      </w:r>
-    </w:p>
-    <w:p>
-      <w:pPr>
-        <w:tabs>
-          <w:tab w:val="left" w:pos="916"/>
-          <w:tab w:val="left" w:pos="1832"/>
-          <w:tab w:val="left" w:pos="2748"/>
-          <w:tab w:val="left" w:pos="3664"/>
-          <w:tab w:val="left" w:pos="4580"/>
-          <w:tab w:val="left" w:pos="5496"/>
-          <w:tab w:val="left" w:pos="6412"/>
-          <w:tab w:val="left" w:pos="7328"/>
-          <w:tab w:val="left" w:pos="8244"/>
-          <w:tab w:val="left" w:pos="9160"/>
-          <w:tab w:val="left" w:pos="10076"/>
-          <w:tab w:val="left" w:pos="10992"/>
-          <w:tab w:val="left" w:pos="11908"/>
-          <w:tab w:val="left" w:pos="12824"/>
-          <w:tab w:val="left" w:pos="13740"/>
-          <w:tab w:val="left" w:pos="14656"/>
-        </w:tabs>
-        <w:spacing w:after="0" w:line="240" w:lineRule="auto"/>
-        <w:rPr>
-          <w:rFonts w:ascii="Courier New" w:eastAsia="Times New Roman" w:hAnsi="Courier New" w:cs="Courier New"/>
-          <w:sz w:val="20"/>
-          <w:szCs w:val="20"/>
-          <w:lang w:eastAsia="en-IN"/>
-        </w:rPr>
-      </w:pPr>
-      <w:r>
-        <w:rPr>
-          <w:rFonts w:ascii="Courier New" w:eastAsia="Times New Roman" w:hAnsi="Courier New" w:cs="Courier New"/>
-          <w:sz w:val="20"/>
-          <w:szCs w:val="20"/>
-          <w:lang w:eastAsia="en-IN"/>
-        </w:rPr>
-        <w:t>Generics exist at compile time, not runtime.</w:t>
-      </w:r>
-    </w:p>
-    <w:p>
-      <w:pPr>
-        <w:spacing w:before="100" w:beforeAutospacing="1" w:after="100" w:afterAutospacing="1" w:line="240" w:lineRule="auto"/>
-        <w:outlineLvl w:val="2"/>
-        <w:rPr>
-          <w:rFonts w:ascii="Times New Roman" w:eastAsia="Times New Roman" w:hAnsi="Times New Roman" w:cs="Times New Roman"/>
-          <w:b/>
-          <w:bCs/>
-          <w:sz w:val="27"/>
-          <w:szCs w:val="27"/>
-          <w:lang w:eastAsia="en-IN"/>
-        </w:rPr>
-      </w:pPr>
-      <w:r>
-        <w:rPr>
-          <w:rFonts w:ascii="Times New Roman" w:eastAsia="Times New Roman" w:hAnsi="Times New Roman" w:cs="Times New Roman"/>
-          <w:b/>
-          <w:bCs/>
-          <w:sz w:val="27"/>
-          <w:szCs w:val="27"/>
-          <w:lang w:eastAsia="en-IN"/>
-        </w:rPr>
-        <w:lastRenderedPageBreak/>
         <w:t>Important Follow-Up</w:t>
       </w:r>
     </w:p>
@@ -3113,6 +3318,7 @@
           <w:szCs w:val="27"/>
           <w:lang w:eastAsia="en-IN"/>
         </w:rPr>
+        <w:lastRenderedPageBreak/>
         <w:t>Method</w:t>
       </w:r>
     </w:p>
@@ -3705,6 +3911,7 @@
           <w:szCs w:val="24"/>
           <w:lang w:eastAsia="en-IN"/>
         </w:rPr>
+        <w:lastRenderedPageBreak/>
         <w:t>It is implemented outside the class.</w:t>
       </w:r>
     </w:p>
@@ -3833,7 +4040,6 @@
           <w:szCs w:val="20"/>
           <w:lang w:eastAsia="en-IN"/>
         </w:rPr>
-        <w:lastRenderedPageBreak/>
         <w:t xml:space="preserve">Comparator&lt;Employee&gt; </w:t>
       </w:r>
       <w:proofErr w:type="spellStart"/>
@@ -4069,6 +4275,7 @@
           <w:szCs w:val="27"/>
           <w:lang w:eastAsia="en-IN"/>
         </w:rPr>
+        <w:lastRenderedPageBreak/>
         <w:t>Interview Answer</w:t>
       </w:r>
     </w:p>
@@ -4223,7 +4430,6 @@
           <w:szCs w:val="20"/>
           <w:lang w:eastAsia="en-IN"/>
         </w:rPr>
-        <w:lastRenderedPageBreak/>
         <w:t>Caching</w:t>
       </w:r>
     </w:p>
@@ -4491,6 +4697,7 @@
           <w:szCs w:val="27"/>
           <w:lang w:eastAsia="en-IN"/>
         </w:rPr>
+        <w:lastRenderedPageBreak/>
         <w:t>Example</w:t>
       </w:r>
     </w:p>
@@ -4632,7 +4839,6 @@
           <w:szCs w:val="20"/>
           <w:lang w:eastAsia="en-IN"/>
         </w:rPr>
-        <w:lastRenderedPageBreak/>
         <w:t xml:space="preserve">    ↓</w:t>
       </w:r>
     </w:p>
@@ -4936,6 +5142,7 @@
           <w:szCs w:val="24"/>
           <w:lang w:eastAsia="en-IN"/>
         </w:rPr>
+        <w:lastRenderedPageBreak/>
         <w:t>During serialization:</w:t>
       </w:r>
     </w:p>
@@ -5049,7 +5256,6 @@
           <w:szCs w:val="20"/>
           <w:lang w:eastAsia="en-IN"/>
         </w:rPr>
-        <w:lastRenderedPageBreak/>
         <w:t>transient</w:t>
       </w:r>
       <w:proofErr w:type="gramEnd"/>
@@ -5454,6 +5660,7 @@
           <w:szCs w:val="27"/>
           <w:lang w:eastAsia="en-IN"/>
         </w:rPr>
+        <w:lastRenderedPageBreak/>
         <w:t>One-Liner</w:t>
       </w:r>
     </w:p>
@@ -5568,7 +5775,6 @@
           <w:szCs w:val="20"/>
           <w:lang w:eastAsia="en-IN"/>
         </w:rPr>
-        <w:lastRenderedPageBreak/>
         <w:t xml:space="preserve">What if </w:t>
       </w:r>
       <w:proofErr w:type="spellStart"/>
@@ -5911,6 +6117,7 @@
           <w:szCs w:val="27"/>
           <w:lang w:eastAsia="en-IN"/>
         </w:rPr>
+        <w:lastRenderedPageBreak/>
         <w:t>Example</w:t>
       </w:r>
     </w:p>
@@ -6054,7 +6261,6 @@
           <w:szCs w:val="27"/>
           <w:lang w:eastAsia="en-IN"/>
         </w:rPr>
-        <w:lastRenderedPageBreak/>
         <w:t>One-Liner</w:t>
       </w:r>
     </w:p>
@@ -6326,6 +6532,7 @@
           <w:szCs w:val="27"/>
           <w:lang w:eastAsia="en-IN"/>
         </w:rPr>
+        <w:lastRenderedPageBreak/>
         <w:t>Example</w:t>
       </w:r>
     </w:p>
@@ -6449,7 +6656,6 @@
           <w:szCs w:val="20"/>
           <w:lang w:eastAsia="en-IN"/>
         </w:rPr>
-        <w:lastRenderedPageBreak/>
         <w:t>Plugins</w:t>
       </w:r>
     </w:p>
@@ -6675,10 +6881,7 @@
         <w:t>Spring, Hibernate and JDBC Drivers.</w:t>
       </w:r>
     </w:p>
-    <w:p>
-      <w:bookmarkStart w:id="0" w:name="_GoBack"/>
-      <w:bookmarkEnd w:id="0"/>
-    </w:p>
+    <w:p/>
     <w:sectPr>
       <w:pgSz w:w="12962" w:h="8641" w:orient="landscape" w:code="1"/>
       <w:pgMar w:top="864" w:right="1077" w:bottom="864" w:left="1077" w:header="709" w:footer="709" w:gutter="0"/>
@@ -6687,6 +6890,127 @@
     </w:sectPr>
   </w:body>
 </w:document>
+</file>
+
+<file path=word/numbering.xml><?xml version="1.0" encoding="utf-8"?>
+<w:numbering xmlns:wpc="http://schemas.microsoft.com/office/word/2010/wordprocessingCanvas" xmlns:mc="http://schemas.openxmlformats.org/markup-compatibility/2006" xmlns:o="urn:schemas-microsoft-com:office:office" xmlns:r="http://schemas.openxmlformats.org/officeDocument/2006/relationships" xmlns:m="http://schemas.openxmlformats.org/officeDocument/2006/math" xmlns:v="urn:schemas-microsoft-com:vml" xmlns:wp14="http://schemas.microsoft.com/office/word/2010/wordprocessingDrawing" xmlns:wp="http://schemas.openxmlformats.org/drawingml/2006/wordprocessingDrawing" xmlns:w10="urn:schemas-microsoft-com:office:word" xmlns:w="http://schemas.openxmlformats.org/wordprocessingml/2006/main" xmlns:w14="http://schemas.microsoft.com/office/word/2010/wordml" xmlns:wpg="http://schemas.microsoft.com/office/word/2010/wordprocessingGroup" xmlns:wpi="http://schemas.microsoft.com/office/word/2010/wordprocessingInk" xmlns:wne="http://schemas.microsoft.com/office/word/2006/wordml" xmlns:wps="http://schemas.microsoft.com/office/word/2010/wordprocessingShape" mc:Ignorable="w14 wp14">
+  <w:abstractNum w:abstractNumId="0">
+    <w:nsid w:val="3AE10BBF"/>
+    <w:multiLevelType w:val="multilevel"/>
+    <w:tmpl w:val="ADB6B9F0"/>
+    <w:lvl w:ilvl="0">
+      <w:start w:val="1"/>
+      <w:numFmt w:val="decimal"/>
+      <w:lvlText w:val="%1."/>
+      <w:lvlJc w:val="left"/>
+      <w:pPr>
+        <w:tabs>
+          <w:tab w:val="num" w:pos="720"/>
+        </w:tabs>
+        <w:ind w:left="720" w:hanging="360"/>
+      </w:pPr>
+    </w:lvl>
+    <w:lvl w:ilvl="1" w:tentative="1">
+      <w:start w:val="1"/>
+      <w:numFmt w:val="decimal"/>
+      <w:lvlText w:val="%2."/>
+      <w:lvlJc w:val="left"/>
+      <w:pPr>
+        <w:tabs>
+          <w:tab w:val="num" w:pos="1440"/>
+        </w:tabs>
+        <w:ind w:left="1440" w:hanging="360"/>
+      </w:pPr>
+    </w:lvl>
+    <w:lvl w:ilvl="2" w:tentative="1">
+      <w:start w:val="1"/>
+      <w:numFmt w:val="decimal"/>
+      <w:lvlText w:val="%3."/>
+      <w:lvlJc w:val="left"/>
+      <w:pPr>
+        <w:tabs>
+          <w:tab w:val="num" w:pos="2160"/>
+        </w:tabs>
+        <w:ind w:left="2160" w:hanging="360"/>
+      </w:pPr>
+    </w:lvl>
+    <w:lvl w:ilvl="3" w:tentative="1">
+      <w:start w:val="1"/>
+      <w:numFmt w:val="decimal"/>
+      <w:lvlText w:val="%4."/>
+      <w:lvlJc w:val="left"/>
+      <w:pPr>
+        <w:tabs>
+          <w:tab w:val="num" w:pos="2880"/>
+        </w:tabs>
+        <w:ind w:left="2880" w:hanging="360"/>
+      </w:pPr>
+    </w:lvl>
+    <w:lvl w:ilvl="4" w:tentative="1">
+      <w:start w:val="1"/>
+      <w:numFmt w:val="decimal"/>
+      <w:lvlText w:val="%5."/>
+      <w:lvlJc w:val="left"/>
+      <w:pPr>
+        <w:tabs>
+          <w:tab w:val="num" w:pos="3600"/>
+        </w:tabs>
+        <w:ind w:left="3600" w:hanging="360"/>
+      </w:pPr>
+    </w:lvl>
+    <w:lvl w:ilvl="5" w:tentative="1">
+      <w:start w:val="1"/>
+      <w:numFmt w:val="decimal"/>
+      <w:lvlText w:val="%6."/>
+      <w:lvlJc w:val="left"/>
+      <w:pPr>
+        <w:tabs>
+          <w:tab w:val="num" w:pos="4320"/>
+        </w:tabs>
+        <w:ind w:left="4320" w:hanging="360"/>
+      </w:pPr>
+    </w:lvl>
+    <w:lvl w:ilvl="6" w:tentative="1">
+      <w:start w:val="1"/>
+      <w:numFmt w:val="decimal"/>
+      <w:lvlText w:val="%7."/>
+      <w:lvlJc w:val="left"/>
+      <w:pPr>
+        <w:tabs>
+          <w:tab w:val="num" w:pos="5040"/>
+        </w:tabs>
+        <w:ind w:left="5040" w:hanging="360"/>
+      </w:pPr>
+    </w:lvl>
+    <w:lvl w:ilvl="7" w:tentative="1">
+      <w:start w:val="1"/>
+      <w:numFmt w:val="decimal"/>
+      <w:lvlText w:val="%8."/>
+      <w:lvlJc w:val="left"/>
+      <w:pPr>
+        <w:tabs>
+          <w:tab w:val="num" w:pos="5760"/>
+        </w:tabs>
+        <w:ind w:left="5760" w:hanging="360"/>
+      </w:pPr>
+    </w:lvl>
+    <w:lvl w:ilvl="8" w:tentative="1">
+      <w:start w:val="1"/>
+      <w:numFmt w:val="decimal"/>
+      <w:lvlText w:val="%9."/>
+      <w:lvlJc w:val="left"/>
+      <w:pPr>
+        <w:tabs>
+          <w:tab w:val="num" w:pos="6480"/>
+        </w:tabs>
+        <w:ind w:left="6480" w:hanging="360"/>
+      </w:pPr>
+    </w:lvl>
+  </w:abstractNum>
+  <w:num w:numId="1">
+    <w:abstractNumId w:val="0"/>
+  </w:num>
+</w:numbering>
 </file>
 
 <file path=word/styles.xml><?xml version="1.0" encoding="utf-8"?>
@@ -7028,6 +7352,17 @@
       <w:szCs w:val="20"/>
     </w:rPr>
   </w:style>
+  <w:style w:type="character" w:styleId="Strong">
+    <w:name w:val="Strong"/>
+    <w:basedOn w:val="DefaultParagraphFont"/>
+    <w:uiPriority w:val="22"/>
+    <w:qFormat/>
+    <w:rsid w:val="004E53A4"/>
+    <w:rPr>
+      <w:b/>
+      <w:bCs/>
+    </w:rPr>
+  </w:style>
 </w:styles>
 </file>
 
@@ -7370,6 +7705,17 @@
       <w:szCs w:val="20"/>
     </w:rPr>
   </w:style>
+  <w:style w:type="character" w:styleId="Strong">
+    <w:name w:val="Strong"/>
+    <w:basedOn w:val="DefaultParagraphFont"/>
+    <w:uiPriority w:val="22"/>
+    <w:qFormat/>
+    <w:rsid w:val="004E53A4"/>
+    <w:rPr>
+      <w:b/>
+      <w:bCs/>
+    </w:rPr>
+  </w:style>
 </w:styles>
 </file>
 
